--- a/swh/docx/024.content.docx
+++ b/swh/docx/024.content.docx
@@ -17217,7 +17217,7 @@
         <w:rPr>
           <w:lang w:val="sw_KE" w:bidi="sw_KE"/>
         </w:rPr>
-        <w:t>1:19</w:t>
+        <w:t>1:1</w:t>
       </w:r>
       <w:r>
         <w:rPr>
